--- a/starter_packs/document_heavy/Alix-AI/templates/intake_probate/template.docx
+++ b/starter_packs/document_heavy/Alix-AI/templates/intake_probate/template.docx
@@ -135,14 +135,21 @@
       </w:r>
     </w:p>
     <w:p>
-      <w:r>
-        <w:rPr>
-          <w:b w:val="0"/>
-          <w:i w:val="0"/>
-          <w:sz w:val="22"/>
-        </w:rPr>
-        <w:t>__________________________________________________________________________________________</w:t>
-      </w:r>
+      <w:sdt>
+        <w:sdtPr>
+          <w:alias w:val="Q1: Decedent's full legal name, and any other names they were known by:"/>
+          <w:tag w:val="q1_1"/>
+          <w:id w:val="1"/>
+          <w:showingPlcHdr/>
+          <w:text/>
+        </w:sdtPr>
+        <w:sdtEndPr/>
+        <w:sdtContent>
+          <w:r>
+            <w:t xml:space="preserve"/>
+          </w:r>
+        </w:sdtContent>
+      </w:sdt>
     </w:p>
     <w:p>
       <w:r>
@@ -164,14 +171,21 @@
       </w:r>
     </w:p>
     <w:p>
-      <w:r>
-        <w:rPr>
-          <w:b w:val="0"/>
-          <w:i w:val="0"/>
-          <w:sz w:val="22"/>
-        </w:rPr>
-        <w:t>__________________________________________________________________________________________</w:t>
-      </w:r>
+      <w:sdt>
+        <w:sdtPr>
+          <w:alias w:val="Q2: Date of death, and county/state where they resided at the time of death:"/>
+          <w:tag w:val="q2_1"/>
+          <w:id w:val="2"/>
+          <w:showingPlcHdr/>
+          <w:text/>
+        </w:sdtPr>
+        <w:sdtEndPr/>
+        <w:sdtContent>
+          <w:r>
+            <w:t xml:space="preserve"/>
+          </w:r>
+        </w:sdtContent>
+      </w:sdt>
     </w:p>
     <w:p>
       <w:r>
@@ -193,24 +207,38 @@
       </w:r>
     </w:p>
     <w:p>
-      <w:r>
-        <w:rPr>
-          <w:b w:val="0"/>
-          <w:i w:val="0"/>
-          <w:sz w:val="22"/>
-        </w:rPr>
-        <w:t>__________________________________________________________________________________________</w:t>
-      </w:r>
+      <w:sdt>
+        <w:sdtPr>
+          <w:alias w:val="Q3: Did the decedent leave a valid Last Will and Testament? If so, please attach a copy and note where the original is being kept:"/>
+          <w:tag w:val="q3_1"/>
+          <w:id w:val="3"/>
+          <w:showingPlcHdr/>
+          <w:text/>
+        </w:sdtPr>
+        <w:sdtEndPr/>
+        <w:sdtContent>
+          <w:r>
+            <w:t xml:space="preserve"/>
+          </w:r>
+        </w:sdtContent>
+      </w:sdt>
     </w:p>
     <w:p>
-      <w:r>
-        <w:rPr>
-          <w:b w:val="0"/>
-          <w:i w:val="0"/>
-          <w:sz w:val="22"/>
-        </w:rPr>
-        <w:t>__________________________________________________________________________________________</w:t>
-      </w:r>
+      <w:sdt>
+        <w:sdtPr>
+          <w:alias w:val="Q3 (line 2): Did the decedent leave a valid Last Will and Testament? If so, please attach a copy and note where the original is being kept:"/>
+          <w:tag w:val="q3_2"/>
+          <w:id w:val="4"/>
+          <w:showingPlcHdr/>
+          <w:text/>
+        </w:sdtPr>
+        <w:sdtEndPr/>
+        <w:sdtContent>
+          <w:r>
+            <w:t xml:space="preserve"/>
+          </w:r>
+        </w:sdtContent>
+      </w:sdt>
     </w:p>
     <w:p>
       <w:r>
@@ -242,14 +270,21 @@
       </w:r>
     </w:p>
     <w:p>
-      <w:r>
-        <w:rPr>
-          <w:b w:val="0"/>
-          <w:i w:val="0"/>
-          <w:sz w:val="22"/>
-        </w:rPr>
-        <w:t>__________________________________________________________________________________________</w:t>
-      </w:r>
+      <w:sdt>
+        <w:sdtPr>
+          <w:alias w:val="Q4: Was the decedent married at the time of death? Surviving spouse's full name:"/>
+          <w:tag w:val="q4_1"/>
+          <w:id w:val="5"/>
+          <w:showingPlcHdr/>
+          <w:text/>
+        </w:sdtPr>
+        <w:sdtEndPr/>
+        <w:sdtContent>
+          <w:r>
+            <w:t xml:space="preserve"/>
+          </w:r>
+        </w:sdtContent>
+      </w:sdt>
     </w:p>
     <w:p>
       <w:r>
@@ -271,34 +306,55 @@
       </w:r>
     </w:p>
     <w:p>
-      <w:r>
-        <w:rPr>
-          <w:b w:val="0"/>
-          <w:i w:val="0"/>
-          <w:sz w:val="22"/>
-        </w:rPr>
-        <w:t>__________________________________________________________________________________________</w:t>
-      </w:r>
+      <w:sdt>
+        <w:sdtPr>
+          <w:alias w:val="Q5: List all surviving children (and children of any deceased children), with current address if known:"/>
+          <w:tag w:val="q5_1"/>
+          <w:id w:val="6"/>
+          <w:showingPlcHdr/>
+          <w:text/>
+        </w:sdtPr>
+        <w:sdtEndPr/>
+        <w:sdtContent>
+          <w:r>
+            <w:t xml:space="preserve"/>
+          </w:r>
+        </w:sdtContent>
+      </w:sdt>
     </w:p>
     <w:p>
-      <w:r>
-        <w:rPr>
-          <w:b w:val="0"/>
-          <w:i w:val="0"/>
-          <w:sz w:val="22"/>
-        </w:rPr>
-        <w:t>__________________________________________________________________________________________</w:t>
-      </w:r>
+      <w:sdt>
+        <w:sdtPr>
+          <w:alias w:val="Q5 (line 2): List all surviving children (and children of any deceased children), with current address if known:"/>
+          <w:tag w:val="q5_2"/>
+          <w:id w:val="7"/>
+          <w:showingPlcHdr/>
+          <w:text/>
+        </w:sdtPr>
+        <w:sdtEndPr/>
+        <w:sdtContent>
+          <w:r>
+            <w:t xml:space="preserve"/>
+          </w:r>
+        </w:sdtContent>
+      </w:sdt>
     </w:p>
     <w:p>
-      <w:r>
-        <w:rPr>
-          <w:b w:val="0"/>
-          <w:i w:val="0"/>
-          <w:sz w:val="22"/>
-        </w:rPr>
-        <w:t>__________________________________________________________________________________________</w:t>
-      </w:r>
+      <w:sdt>
+        <w:sdtPr>
+          <w:alias w:val="Q5 (line 3): List all surviving children (and children of any deceased children), with current address if known:"/>
+          <w:tag w:val="q5_3"/>
+          <w:id w:val="8"/>
+          <w:showingPlcHdr/>
+          <w:text/>
+        </w:sdtPr>
+        <w:sdtEndPr/>
+        <w:sdtContent>
+          <w:r>
+            <w:t xml:space="preserve"/>
+          </w:r>
+        </w:sdtContent>
+      </w:sdt>
     </w:p>
     <w:p>
       <w:r>
@@ -320,14 +376,21 @@
       </w:r>
     </w:p>
     <w:p>
-      <w:r>
-        <w:rPr>
-          <w:b w:val="0"/>
-          <w:i w:val="0"/>
-          <w:sz w:val="22"/>
-        </w:rPr>
-        <w:t>__________________________________________________________________________________________</w:t>
-      </w:r>
+      <w:sdt>
+        <w:sdtPr>
+          <w:alias w:val="Q6: Are there any other heirs or beneficiaries named in the will who are not listed above?"/>
+          <w:tag w:val="q6_1"/>
+          <w:id w:val="9"/>
+          <w:showingPlcHdr/>
+          <w:text/>
+        </w:sdtPr>
+        <w:sdtEndPr/>
+        <w:sdtContent>
+          <w:r>
+            <w:t xml:space="preserve"/>
+          </w:r>
+        </w:sdtContent>
+      </w:sdt>
     </w:p>
     <w:p>
       <w:r>
@@ -359,24 +422,38 @@
       </w:r>
     </w:p>
     <w:p>
-      <w:r>
-        <w:rPr>
-          <w:b w:val="0"/>
-          <w:i w:val="0"/>
-          <w:sz w:val="22"/>
-        </w:rPr>
-        <w:t>__________________________________________________________________________________________</w:t>
-      </w:r>
+      <w:sdt>
+        <w:sdtPr>
+          <w:alias w:val="Q7: Real property owned by the decedent (address, and how title was held):"/>
+          <w:tag w:val="q7_1"/>
+          <w:id w:val="10"/>
+          <w:showingPlcHdr/>
+          <w:text/>
+        </w:sdtPr>
+        <w:sdtEndPr/>
+        <w:sdtContent>
+          <w:r>
+            <w:t xml:space="preserve"/>
+          </w:r>
+        </w:sdtContent>
+      </w:sdt>
     </w:p>
     <w:p>
-      <w:r>
-        <w:rPr>
-          <w:b w:val="0"/>
-          <w:i w:val="0"/>
-          <w:sz w:val="22"/>
-        </w:rPr>
-        <w:t>__________________________________________________________________________________________</w:t>
-      </w:r>
+      <w:sdt>
+        <w:sdtPr>
+          <w:alias w:val="Q7 (line 2): Real property owned by the decedent (address, and how title was held):"/>
+          <w:tag w:val="q7_2"/>
+          <w:id w:val="11"/>
+          <w:showingPlcHdr/>
+          <w:text/>
+        </w:sdtPr>
+        <w:sdtEndPr/>
+        <w:sdtContent>
+          <w:r>
+            <w:t xml:space="preserve"/>
+          </w:r>
+        </w:sdtContent>
+      </w:sdt>
     </w:p>
     <w:p>
       <w:r>
@@ -398,34 +475,55 @@
       </w:r>
     </w:p>
     <w:p>
-      <w:r>
-        <w:rPr>
-          <w:b w:val="0"/>
-          <w:i w:val="0"/>
-          <w:sz w:val="22"/>
-        </w:rPr>
-        <w:t>__________________________________________________________________________________________</w:t>
-      </w:r>
+      <w:sdt>
+        <w:sdtPr>
+          <w:alias w:val="Q8: Bank accounts, investments, vehicles, and other significant assets, with approximate values:"/>
+          <w:tag w:val="q8_1"/>
+          <w:id w:val="12"/>
+          <w:showingPlcHdr/>
+          <w:text/>
+        </w:sdtPr>
+        <w:sdtEndPr/>
+        <w:sdtContent>
+          <w:r>
+            <w:t xml:space="preserve"/>
+          </w:r>
+        </w:sdtContent>
+      </w:sdt>
     </w:p>
     <w:p>
-      <w:r>
-        <w:rPr>
-          <w:b w:val="0"/>
-          <w:i w:val="0"/>
-          <w:sz w:val="22"/>
-        </w:rPr>
-        <w:t>__________________________________________________________________________________________</w:t>
-      </w:r>
+      <w:sdt>
+        <w:sdtPr>
+          <w:alias w:val="Q8 (line 2): Bank accounts, investments, vehicles, and other significant assets, with approximate values:"/>
+          <w:tag w:val="q8_2"/>
+          <w:id w:val="13"/>
+          <w:showingPlcHdr/>
+          <w:text/>
+        </w:sdtPr>
+        <w:sdtEndPr/>
+        <w:sdtContent>
+          <w:r>
+            <w:t xml:space="preserve"/>
+          </w:r>
+        </w:sdtContent>
+      </w:sdt>
     </w:p>
     <w:p>
-      <w:r>
-        <w:rPr>
-          <w:b w:val="0"/>
-          <w:i w:val="0"/>
-          <w:sz w:val="22"/>
-        </w:rPr>
-        <w:t>__________________________________________________________________________________________</w:t>
-      </w:r>
+      <w:sdt>
+        <w:sdtPr>
+          <w:alias w:val="Q8 (line 3): Bank accounts, investments, vehicles, and other significant assets, with approximate values:"/>
+          <w:tag w:val="q8_3"/>
+          <w:id w:val="14"/>
+          <w:showingPlcHdr/>
+          <w:text/>
+        </w:sdtPr>
+        <w:sdtEndPr/>
+        <w:sdtContent>
+          <w:r>
+            <w:t xml:space="preserve"/>
+          </w:r>
+        </w:sdtContent>
+      </w:sdt>
     </w:p>
     <w:p>
       <w:r>
@@ -447,14 +545,21 @@
       </w:r>
     </w:p>
     <w:p>
-      <w:r>
-        <w:rPr>
-          <w:b w:val="0"/>
-          <w:i w:val="0"/>
-          <w:sz w:val="22"/>
-        </w:rPr>
-        <w:t>__________________________________________________________________________________________</w:t>
-      </w:r>
+      <w:sdt>
+        <w:sdtPr>
+          <w:alias w:val="Q9: Known debts or creditors of the decedent:"/>
+          <w:tag w:val="q9_1"/>
+          <w:id w:val="15"/>
+          <w:showingPlcHdr/>
+          <w:text/>
+        </w:sdtPr>
+        <w:sdtEndPr/>
+        <w:sdtContent>
+          <w:r>
+            <w:t xml:space="preserve"/>
+          </w:r>
+        </w:sdtContent>
+      </w:sdt>
     </w:p>
     <w:p>
       <w:r>
@@ -476,14 +581,21 @@
       </w:r>
     </w:p>
     <w:p>
-      <w:r>
-        <w:rPr>
-          <w:b w:val="0"/>
-          <w:i w:val="0"/>
-          <w:sz w:val="22"/>
-        </w:rPr>
-        <w:t>__________________________________________________________________________________________</w:t>
-      </w:r>
+      <w:sdt>
+        <w:sdtPr>
+          <w:alias w:val="Q10: Approximate total value of the estate:"/>
+          <w:tag w:val="q10_1"/>
+          <w:id w:val="16"/>
+          <w:showingPlcHdr/>
+          <w:text/>
+        </w:sdtPr>
+        <w:sdtEndPr/>
+        <w:sdtContent>
+          <w:r>
+            <w:t xml:space="preserve"/>
+          </w:r>
+        </w:sdtContent>
+      </w:sdt>
     </w:p>
     <w:p>
       <w:r>
@@ -515,14 +627,21 @@
       </w:r>
     </w:p>
     <w:p>
-      <w:r>
-        <w:rPr>
-          <w:b w:val="0"/>
-          <w:i w:val="0"/>
-          <w:sz w:val="22"/>
-        </w:rPr>
-        <w:t>__________________________________________________________________________________________</w:t>
-      </w:r>
+      <w:sdt>
+        <w:sdtPr>
+          <w:alias w:val="Q11: Who is being proposed as personal representative (executor)? Are they named in the will?"/>
+          <w:tag w:val="q11_1"/>
+          <w:id w:val="17"/>
+          <w:showingPlcHdr/>
+          <w:text/>
+        </w:sdtPr>
+        <w:sdtEndPr/>
+        <w:sdtContent>
+          <w:r>
+            <w:t xml:space="preserve"/>
+          </w:r>
+        </w:sdtContent>
+      </w:sdt>
     </w:p>
     <w:p>
       <w:r>
@@ -544,14 +663,21 @@
       </w:r>
     </w:p>
     <w:p>
-      <w:r>
-        <w:rPr>
-          <w:b w:val="0"/>
-          <w:i w:val="0"/>
-          <w:sz w:val="22"/>
-        </w:rPr>
-        <w:t>__________________________________________________________________________________________</w:t>
-      </w:r>
+      <w:sdt>
+        <w:sdtPr>
+          <w:alias w:val="Q12: Is there any disagreement among heirs, or any expected will contest?"/>
+          <w:tag w:val="q12_1"/>
+          <w:id w:val="18"/>
+          <w:showingPlcHdr/>
+          <w:text/>
+        </w:sdtPr>
+        <w:sdtEndPr/>
+        <w:sdtContent>
+          <w:r>
+            <w:t xml:space="preserve"/>
+          </w:r>
+        </w:sdtContent>
+      </w:sdt>
     </w:p>
     <w:p>
       <w:r>
